--- a/Quotations/10_March_Rani_bagh/Quotation Without Budget.docx
+++ b/Quotations/10_March_Rani_bagh/Quotation Without Budget.docx
@@ -1037,12 +1037,59 @@
                   <w14:round/>
                 </w14:textOutline>
               </w:rPr>
-              <w:t>2 Pole Truss</w:t>
+              <w:t xml:space="preserve">Double Led Screen [300 Sq. Ft.] With </w:t>
+            </w:r>
+            <w:r>
+              <w:rPr>
+                <w:rStyle w:val="IntenseEmphasis"/>
+                <w:rFonts w:eastAsia="Calibri Light"/>
+                <w:b w:val="0"/>
+                <w:bCs w:val="0"/>
+                <w:i w:val="0"/>
+                <w:iCs w:val="0"/>
+                <w:color w:val="000000" w:themeColor="text1"/>
+                <w:sz w:val="28"/>
+                <w:szCs w:val="28"/>
+                <w14:shadow w14:blurRad="38100" w14:dist="19050" w14:dir="2700000" w14:sx="100000" w14:sy="100000" w14:kx="0" w14:ky="0" w14:algn="tl">
+                  <w14:schemeClr w14:val="dk1">
+                    <w14:alpha w14:val="60000"/>
+                  </w14:schemeClr>
+                </w14:shadow>
+                <w14:textOutline w14:w="0" w14:cap="flat" w14:cmpd="sng" w14:algn="ctr">
+                  <w14:noFill/>
+                  <w14:prstDash w14:val="solid"/>
+                  <w14:round/>
+                </w14:textOutline>
+              </w:rPr>
+              <w:t xml:space="preserve">Video </w:t>
+            </w:r>
+            <w:r>
+              <w:rPr>
+                <w:rStyle w:val="IntenseEmphasis"/>
+                <w:rFonts w:eastAsia="Calibri Light"/>
+                <w:b w:val="0"/>
+                <w:bCs w:val="0"/>
+                <w:i w:val="0"/>
+                <w:iCs w:val="0"/>
+                <w:color w:val="000000" w:themeColor="text1"/>
+                <w:sz w:val="28"/>
+                <w:szCs w:val="28"/>
+                <w14:shadow w14:blurRad="38100" w14:dist="19050" w14:dir="2700000" w14:sx="100000" w14:sy="100000" w14:kx="0" w14:ky="0" w14:algn="tl">
+                  <w14:schemeClr w14:val="dk1">
+                    <w14:alpha w14:val="60000"/>
+                  </w14:schemeClr>
+                </w14:shadow>
+                <w14:textOutline w14:w="0" w14:cap="flat" w14:cmpd="sng" w14:algn="ctr">
+                  <w14:noFill/>
+                  <w14:prstDash w14:val="solid"/>
+                  <w14:round/>
+                </w14:textOutline>
+              </w:rPr>
+              <w:t>Jockey</w:t>
             </w:r>
           </w:p>
           <w:p>
             <w:pPr>
-              <w:ind w:left="360"/>
               <w:rPr>
                 <w:rStyle w:val="IntenseEmphasis"/>
                 <w:rFonts w:eastAsia="Calibri Light"/>
@@ -1117,35 +1164,12 @@
                   <w14:round/>
                 </w14:textOutline>
               </w:rPr>
-              <w:t>Sharpy Lights</w:t>
-            </w:r>
-            <w:r>
-              <w:rPr>
-                <w:rStyle w:val="IntenseEmphasis"/>
-                <w:rFonts w:eastAsia="Calibri Light"/>
-                <w:b w:val="0"/>
-                <w:bCs w:val="0"/>
-                <w:i w:val="0"/>
-                <w:iCs w:val="0"/>
-                <w:color w:val="000000" w:themeColor="text1"/>
-                <w:sz w:val="28"/>
-                <w:szCs w:val="28"/>
-                <w14:shadow w14:blurRad="38100" w14:dist="19050" w14:dir="2700000" w14:sx="100000" w14:sy="100000" w14:kx="0" w14:ky="0" w14:algn="tl">
-                  <w14:schemeClr w14:val="dk1">
-                    <w14:alpha w14:val="60000"/>
-                  </w14:schemeClr>
-                </w14:shadow>
-                <w14:textOutline w14:w="0" w14:cap="flat" w14:cmpd="sng" w14:algn="ctr">
-                  <w14:noFill/>
-                  <w14:prstDash w14:val="solid"/>
-                  <w14:round/>
-                </w14:textOutline>
-              </w:rPr>
-              <w:t>, Led Lights &amp; Blinders Lights</w:t>
+              <w:t>2 Pole Truss</w:t>
             </w:r>
           </w:p>
           <w:p>
             <w:pPr>
+              <w:ind w:left="360"/>
               <w:rPr>
                 <w:rStyle w:val="IntenseEmphasis"/>
                 <w:rFonts w:eastAsia="Calibri Light"/>
@@ -1220,12 +1244,35 @@
                   <w14:round/>
                 </w14:textOutline>
               </w:rPr>
-              <w:t xml:space="preserve">Professional Light Operator </w:t>
+              <w:t>Sharpy Lights</w:t>
+            </w:r>
+            <w:r>
+              <w:rPr>
+                <w:rStyle w:val="IntenseEmphasis"/>
+                <w:rFonts w:eastAsia="Calibri Light"/>
+                <w:b w:val="0"/>
+                <w:bCs w:val="0"/>
+                <w:i w:val="0"/>
+                <w:iCs w:val="0"/>
+                <w:color w:val="000000" w:themeColor="text1"/>
+                <w:sz w:val="28"/>
+                <w:szCs w:val="28"/>
+                <w14:shadow w14:blurRad="38100" w14:dist="19050" w14:dir="2700000" w14:sx="100000" w14:sy="100000" w14:kx="0" w14:ky="0" w14:algn="tl">
+                  <w14:schemeClr w14:val="dk1">
+                    <w14:alpha w14:val="60000"/>
+                  </w14:schemeClr>
+                </w14:shadow>
+                <w14:textOutline w14:w="0" w14:cap="flat" w14:cmpd="sng" w14:algn="ctr">
+                  <w14:noFill/>
+                  <w14:prstDash w14:val="solid"/>
+                  <w14:round/>
+                </w14:textOutline>
+              </w:rPr>
+              <w:t>, Led Lights &amp; Blinders Lights</w:t>
             </w:r>
           </w:p>
           <w:p>
             <w:pPr>
-              <w:pStyle w:val="ListParagraph"/>
               <w:rPr>
                 <w:rStyle w:val="IntenseEmphasis"/>
                 <w:rFonts w:eastAsia="Calibri Light"/>
@@ -1300,127 +1347,7 @@
                   <w14:round/>
                 </w14:textOutline>
               </w:rPr>
-              <w:t>Led</w:t>
-            </w:r>
-            <w:r>
-              <w:rPr>
-                <w:rStyle w:val="IntenseEmphasis"/>
-                <w:rFonts w:eastAsia="Calibri Light"/>
-                <w:b w:val="0"/>
-                <w:bCs w:val="0"/>
-                <w:i w:val="0"/>
-                <w:iCs w:val="0"/>
-                <w:color w:val="000000" w:themeColor="text1"/>
-                <w:sz w:val="28"/>
-                <w:szCs w:val="28"/>
-                <w14:shadow w14:blurRad="38100" w14:dist="19050" w14:dir="2700000" w14:sx="100000" w14:sy="100000" w14:kx="0" w14:ky="0" w14:algn="tl">
-                  <w14:schemeClr w14:val="dk1">
-                    <w14:alpha w14:val="60000"/>
-                  </w14:schemeClr>
-                </w14:shadow>
-                <w14:textOutline w14:w="0" w14:cap="flat" w14:cmpd="sng" w14:algn="ctr">
-                  <w14:noFill/>
-                  <w14:prstDash w14:val="solid"/>
-                  <w14:round/>
-                </w14:textOutline>
-              </w:rPr>
-              <w:t xml:space="preserve"> </w:t>
-            </w:r>
-            <w:r>
-              <w:rPr>
-                <w:rStyle w:val="IntenseEmphasis"/>
-                <w:rFonts w:eastAsia="Calibri Light"/>
-                <w:b w:val="0"/>
-                <w:bCs w:val="0"/>
-                <w:i w:val="0"/>
-                <w:iCs w:val="0"/>
-                <w:color w:val="000000" w:themeColor="text1"/>
-                <w:sz w:val="28"/>
-                <w:szCs w:val="28"/>
-                <w14:shadow w14:blurRad="38100" w14:dist="19050" w14:dir="2700000" w14:sx="100000" w14:sy="100000" w14:kx="0" w14:ky="0" w14:algn="tl">
-                  <w14:schemeClr w14:val="dk1">
-                    <w14:alpha w14:val="60000"/>
-                  </w14:schemeClr>
-                </w14:shadow>
-                <w14:textOutline w14:w="0" w14:cap="flat" w14:cmpd="sng" w14:algn="ctr">
-                  <w14:noFill/>
-                  <w14:prstDash w14:val="solid"/>
-                  <w14:round/>
-                </w14:textOutline>
-              </w:rPr>
-              <w:t xml:space="preserve">Dance </w:t>
-            </w:r>
-            <w:r>
-              <w:rPr>
-                <w:rStyle w:val="IntenseEmphasis"/>
-                <w:rFonts w:eastAsia="Calibri Light"/>
-                <w:b w:val="0"/>
-                <w:bCs w:val="0"/>
-                <w:i w:val="0"/>
-                <w:iCs w:val="0"/>
-                <w:color w:val="000000" w:themeColor="text1"/>
-                <w:sz w:val="28"/>
-                <w:szCs w:val="28"/>
-                <w14:shadow w14:blurRad="38100" w14:dist="19050" w14:dir="2700000" w14:sx="100000" w14:sy="100000" w14:kx="0" w14:ky="0" w14:algn="tl">
-                  <w14:schemeClr w14:val="dk1">
-                    <w14:alpha w14:val="60000"/>
-                  </w14:schemeClr>
-                </w14:shadow>
-                <w14:textOutline w14:w="0" w14:cap="flat" w14:cmpd="sng" w14:algn="ctr">
-                  <w14:noFill/>
-                  <w14:prstDash w14:val="solid"/>
-                  <w14:round/>
-                </w14:textOutline>
-              </w:rPr>
-              <w:t>Floor [</w:t>
-            </w:r>
-            <w:r>
-              <w:rPr>
-                <w:rStyle w:val="IntenseEmphasis"/>
-                <w:rFonts w:eastAsia="Calibri Light"/>
-                <w:b w:val="0"/>
-                <w:bCs w:val="0"/>
-                <w:i w:val="0"/>
-                <w:iCs w:val="0"/>
-                <w:color w:val="000000" w:themeColor="text1"/>
-                <w:sz w:val="28"/>
-                <w:szCs w:val="28"/>
-                <w14:shadow w14:blurRad="38100" w14:dist="19050" w14:dir="2700000" w14:sx="100000" w14:sy="100000" w14:kx="0" w14:ky="0" w14:algn="tl">
-                  <w14:schemeClr w14:val="dk1">
-                    <w14:alpha w14:val="60000"/>
-                  </w14:schemeClr>
-                </w14:shadow>
-                <w14:textOutline w14:w="0" w14:cap="flat" w14:cmpd="sng" w14:algn="ctr">
-                  <w14:noFill/>
-                  <w14:prstDash w14:val="solid"/>
-                  <w14:round/>
-                </w14:textOutline>
-              </w:rPr>
-              <w:t>16x20</w:t>
-            </w:r>
-            <w:r>
-              <w:rPr>
-                <w:rStyle w:val="IntenseEmphasis"/>
-                <w:rFonts w:eastAsia="Calibri Light"/>
-                <w:b w:val="0"/>
-                <w:bCs w:val="0"/>
-                <w:i w:val="0"/>
-                <w:iCs w:val="0"/>
-                <w:color w:val="000000" w:themeColor="text1"/>
-                <w:sz w:val="28"/>
-                <w:szCs w:val="28"/>
-                <w14:shadow w14:blurRad="38100" w14:dist="19050" w14:dir="2700000" w14:sx="100000" w14:sy="100000" w14:kx="0" w14:ky="0" w14:algn="tl">
-                  <w14:schemeClr w14:val="dk1">
-                    <w14:alpha w14:val="60000"/>
-                  </w14:schemeClr>
-                </w14:shadow>
-                <w14:textOutline w14:w="0" w14:cap="flat" w14:cmpd="sng" w14:algn="ctr">
-                  <w14:noFill/>
-                  <w14:prstDash w14:val="solid"/>
-                  <w14:round/>
-                </w14:textOutline>
-              </w:rPr>
-              <w:t>]</w:t>
+              <w:t xml:space="preserve">Professional Light Operator </w:t>
             </w:r>
           </w:p>
           <w:p>
@@ -1500,7 +1427,7 @@
                   <w14:round/>
                 </w14:textOutline>
               </w:rPr>
-              <w:t>Professional DJ</w:t>
+              <w:t>Led</w:t>
             </w:r>
             <w:r>
               <w:rPr>
@@ -1524,7 +1451,103 @@
                   <w14:round/>
                 </w14:textOutline>
               </w:rPr>
-              <w:t xml:space="preserve"> Jockey [In House]</w:t>
+              <w:t xml:space="preserve"> </w:t>
+            </w:r>
+            <w:r>
+              <w:rPr>
+                <w:rStyle w:val="IntenseEmphasis"/>
+                <w:rFonts w:eastAsia="Calibri Light"/>
+                <w:b w:val="0"/>
+                <w:bCs w:val="0"/>
+                <w:i w:val="0"/>
+                <w:iCs w:val="0"/>
+                <w:color w:val="000000" w:themeColor="text1"/>
+                <w:sz w:val="28"/>
+                <w:szCs w:val="28"/>
+                <w14:shadow w14:blurRad="38100" w14:dist="19050" w14:dir="2700000" w14:sx="100000" w14:sy="100000" w14:kx="0" w14:ky="0" w14:algn="tl">
+                  <w14:schemeClr w14:val="dk1">
+                    <w14:alpha w14:val="60000"/>
+                  </w14:schemeClr>
+                </w14:shadow>
+                <w14:textOutline w14:w="0" w14:cap="flat" w14:cmpd="sng" w14:algn="ctr">
+                  <w14:noFill/>
+                  <w14:prstDash w14:val="solid"/>
+                  <w14:round/>
+                </w14:textOutline>
+              </w:rPr>
+              <w:t xml:space="preserve">Dance </w:t>
+            </w:r>
+            <w:r>
+              <w:rPr>
+                <w:rStyle w:val="IntenseEmphasis"/>
+                <w:rFonts w:eastAsia="Calibri Light"/>
+                <w:b w:val="0"/>
+                <w:bCs w:val="0"/>
+                <w:i w:val="0"/>
+                <w:iCs w:val="0"/>
+                <w:color w:val="000000" w:themeColor="text1"/>
+                <w:sz w:val="28"/>
+                <w:szCs w:val="28"/>
+                <w14:shadow w14:blurRad="38100" w14:dist="19050" w14:dir="2700000" w14:sx="100000" w14:sy="100000" w14:kx="0" w14:ky="0" w14:algn="tl">
+                  <w14:schemeClr w14:val="dk1">
+                    <w14:alpha w14:val="60000"/>
+                  </w14:schemeClr>
+                </w14:shadow>
+                <w14:textOutline w14:w="0" w14:cap="flat" w14:cmpd="sng" w14:algn="ctr">
+                  <w14:noFill/>
+                  <w14:prstDash w14:val="solid"/>
+                  <w14:round/>
+                </w14:textOutline>
+              </w:rPr>
+              <w:t>Floor [</w:t>
+            </w:r>
+            <w:r>
+              <w:rPr>
+                <w:rStyle w:val="IntenseEmphasis"/>
+                <w:rFonts w:eastAsia="Calibri Light"/>
+                <w:b w:val="0"/>
+                <w:bCs w:val="0"/>
+                <w:i w:val="0"/>
+                <w:iCs w:val="0"/>
+                <w:color w:val="000000" w:themeColor="text1"/>
+                <w:sz w:val="28"/>
+                <w:szCs w:val="28"/>
+                <w14:shadow w14:blurRad="38100" w14:dist="19050" w14:dir="2700000" w14:sx="100000" w14:sy="100000" w14:kx="0" w14:ky="0" w14:algn="tl">
+                  <w14:schemeClr w14:val="dk1">
+                    <w14:alpha w14:val="60000"/>
+                  </w14:schemeClr>
+                </w14:shadow>
+                <w14:textOutline w14:w="0" w14:cap="flat" w14:cmpd="sng" w14:algn="ctr">
+                  <w14:noFill/>
+                  <w14:prstDash w14:val="solid"/>
+                  <w14:round/>
+                </w14:textOutline>
+              </w:rPr>
+              <w:t>16x20</w:t>
+            </w:r>
+            <w:r>
+              <w:rPr>
+                <w:rStyle w:val="IntenseEmphasis"/>
+                <w:rFonts w:eastAsia="Calibri Light"/>
+                <w:b w:val="0"/>
+                <w:bCs w:val="0"/>
+                <w:i w:val="0"/>
+                <w:iCs w:val="0"/>
+                <w:color w:val="000000" w:themeColor="text1"/>
+                <w:sz w:val="28"/>
+                <w:szCs w:val="28"/>
+                <w14:shadow w14:blurRad="38100" w14:dist="19050" w14:dir="2700000" w14:sx="100000" w14:sy="100000" w14:kx="0" w14:ky="0" w14:algn="tl">
+                  <w14:schemeClr w14:val="dk1">
+                    <w14:alpha w14:val="60000"/>
+                  </w14:schemeClr>
+                </w14:shadow>
+                <w14:textOutline w14:w="0" w14:cap="flat" w14:cmpd="sng" w14:algn="ctr">
+                  <w14:noFill/>
+                  <w14:prstDash w14:val="solid"/>
+                  <w14:round/>
+                </w14:textOutline>
+              </w:rPr>
+              <w:t>]</w:t>
             </w:r>
           </w:p>
           <w:p>
@@ -1604,7 +1627,31 @@
                   <w14:round/>
                 </w14:textOutline>
               </w:rPr>
-              <w:t>Sound Mixer</w:t>
+              <w:t>Professional DJ</w:t>
+            </w:r>
+            <w:r>
+              <w:rPr>
+                <w:rStyle w:val="IntenseEmphasis"/>
+                <w:rFonts w:eastAsia="Calibri Light"/>
+                <w:b w:val="0"/>
+                <w:bCs w:val="0"/>
+                <w:i w:val="0"/>
+                <w:iCs w:val="0"/>
+                <w:color w:val="000000" w:themeColor="text1"/>
+                <w:sz w:val="28"/>
+                <w:szCs w:val="28"/>
+                <w14:shadow w14:blurRad="38100" w14:dist="19050" w14:dir="2700000" w14:sx="100000" w14:sy="100000" w14:kx="0" w14:ky="0" w14:algn="tl">
+                  <w14:schemeClr w14:val="dk1">
+                    <w14:alpha w14:val="60000"/>
+                  </w14:schemeClr>
+                </w14:shadow>
+                <w14:textOutline w14:w="0" w14:cap="flat" w14:cmpd="sng" w14:algn="ctr">
+                  <w14:noFill/>
+                  <w14:prstDash w14:val="solid"/>
+                  <w14:round/>
+                </w14:textOutline>
+              </w:rPr>
+              <w:t xml:space="preserve"> Jockey [In House]</w:t>
             </w:r>
           </w:p>
           <w:p>
@@ -1684,11 +1731,12 @@
                   <w14:round/>
                 </w14:textOutline>
               </w:rPr>
-              <w:t>Sound Engineer</w:t>
+              <w:t>Sound Mixer</w:t>
             </w:r>
           </w:p>
           <w:p>
             <w:pPr>
+              <w:pStyle w:val="ListParagraph"/>
               <w:rPr>
                 <w:rStyle w:val="IntenseEmphasis"/>
                 <w:rFonts w:eastAsia="Calibri Light"/>
@@ -1711,6 +1759,60 @@
                 </w14:textOutline>
               </w:rPr>
             </w:pPr>
+          </w:p>
+          <w:p>
+            <w:pPr>
+              <w:pStyle w:val="ListParagraph"/>
+              <w:numPr>
+                <w:ilvl w:val="0"/>
+                <w:numId w:val="28"/>
+              </w:numPr>
+              <w:rPr>
+                <w:rStyle w:val="IntenseEmphasis"/>
+                <w:rFonts w:eastAsia="Calibri Light"/>
+                <w:b w:val="0"/>
+                <w:bCs w:val="0"/>
+                <w:i w:val="0"/>
+                <w:iCs w:val="0"/>
+                <w:color w:val="000000" w:themeColor="text1"/>
+                <w:sz w:val="28"/>
+                <w:szCs w:val="28"/>
+                <w14:shadow w14:blurRad="38100" w14:dist="19050" w14:dir="2700000" w14:sx="100000" w14:sy="100000" w14:kx="0" w14:ky="0" w14:algn="tl">
+                  <w14:schemeClr w14:val="dk1">
+                    <w14:alpha w14:val="60000"/>
+                  </w14:schemeClr>
+                </w14:shadow>
+                <w14:textOutline w14:w="0" w14:cap="flat" w14:cmpd="sng" w14:algn="ctr">
+                  <w14:noFill/>
+                  <w14:prstDash w14:val="solid"/>
+                  <w14:round/>
+                </w14:textOutline>
+              </w:rPr>
+            </w:pPr>
+            <w:r>
+              <w:rPr>
+                <w:rStyle w:val="IntenseEmphasis"/>
+                <w:rFonts w:eastAsia="Calibri Light"/>
+                <w:b w:val="0"/>
+                <w:bCs w:val="0"/>
+                <w:i w:val="0"/>
+                <w:iCs w:val="0"/>
+                <w:color w:val="000000" w:themeColor="text1"/>
+                <w:sz w:val="28"/>
+                <w:szCs w:val="28"/>
+                <w14:shadow w14:blurRad="38100" w14:dist="19050" w14:dir="2700000" w14:sx="100000" w14:sy="100000" w14:kx="0" w14:ky="0" w14:algn="tl">
+                  <w14:schemeClr w14:val="dk1">
+                    <w14:alpha w14:val="60000"/>
+                  </w14:schemeClr>
+                </w14:shadow>
+                <w14:textOutline w14:w="0" w14:cap="flat" w14:cmpd="sng" w14:algn="ctr">
+                  <w14:noFill/>
+                  <w14:prstDash w14:val="solid"/>
+                  <w14:round/>
+                </w14:textOutline>
+              </w:rPr>
+              <w:t>Sound Engineer</w:t>
+            </w:r>
           </w:p>
         </w:tc>
         <w:tc>
@@ -2507,7 +2609,7 @@
                   <w14:round/>
                 </w14:textOutline>
               </w:rPr>
-              <w:t>90</w:t>
+              <w:t>75</w:t>
             </w:r>
             <w:r>
               <w:rPr>
@@ -2532,200 +2634,6 @@
                 </w14:textOutline>
               </w:rPr>
               <w:t>,000 /-</w:t>
-            </w:r>
-          </w:p>
-        </w:tc>
-      </w:tr>
-      <w:tr>
-        <w:trPr>
-          <w:trHeight w:val="863"/>
-        </w:trPr>
-        <w:tc>
-          <w:tcPr>
-            <w:tcW w:w="6745" w:type="dxa"/>
-          </w:tcPr>
-          <w:p>
-            <w:pPr>
-              <w:rPr>
-                <w:rStyle w:val="IntenseEmphasis"/>
-                <w:rFonts w:eastAsia="Calibri Light"/>
-                <w:b w:val="0"/>
-                <w:bCs w:val="0"/>
-                <w:i w:val="0"/>
-                <w:iCs w:val="0"/>
-                <w:color w:val="000000" w:themeColor="text1"/>
-                <w:sz w:val="28"/>
-                <w:szCs w:val="28"/>
-                <w14:shadow w14:blurRad="38100" w14:dist="19050" w14:dir="2700000" w14:sx="100000" w14:sy="100000" w14:kx="0" w14:ky="0" w14:algn="tl">
-                  <w14:schemeClr w14:val="dk1">
-                    <w14:alpha w14:val="60000"/>
-                  </w14:schemeClr>
-                </w14:shadow>
-                <w14:textOutline w14:w="0" w14:cap="flat" w14:cmpd="sng" w14:algn="ctr">
-                  <w14:noFill/>
-                  <w14:prstDash w14:val="solid"/>
-                  <w14:round/>
-                </w14:textOutline>
-              </w:rPr>
-            </w:pPr>
-          </w:p>
-          <w:p>
-            <w:pPr>
-              <w:pStyle w:val="ListParagraph"/>
-              <w:numPr>
-                <w:ilvl w:val="0"/>
-                <w:numId w:val="28"/>
-              </w:numPr>
-              <w:rPr>
-                <w:rStyle w:val="IntenseEmphasis"/>
-                <w:rFonts w:eastAsia="Calibri Light"/>
-                <w:b w:val="0"/>
-                <w:bCs w:val="0"/>
-                <w:i w:val="0"/>
-                <w:iCs w:val="0"/>
-                <w:color w:val="000000" w:themeColor="text1"/>
-                <w:sz w:val="28"/>
-                <w:szCs w:val="28"/>
-                <w14:shadow w14:blurRad="38100" w14:dist="19050" w14:dir="2700000" w14:sx="100000" w14:sy="100000" w14:kx="0" w14:ky="0" w14:algn="tl">
-                  <w14:schemeClr w14:val="dk1">
-                    <w14:alpha w14:val="60000"/>
-                  </w14:schemeClr>
-                </w14:shadow>
-                <w14:textOutline w14:w="0" w14:cap="flat" w14:cmpd="sng" w14:algn="ctr">
-                  <w14:noFill/>
-                  <w14:prstDash w14:val="solid"/>
-                  <w14:round/>
-                </w14:textOutline>
-              </w:rPr>
-            </w:pPr>
-            <w:r>
-              <w:rPr>
-                <w:rStyle w:val="IntenseEmphasis"/>
-                <w:rFonts w:eastAsia="Calibri Light"/>
-                <w:b w:val="0"/>
-                <w:bCs w:val="0"/>
-                <w:i w:val="0"/>
-                <w:iCs w:val="0"/>
-                <w:color w:val="000000" w:themeColor="text1"/>
-                <w:sz w:val="28"/>
-                <w:szCs w:val="28"/>
-                <w14:shadow w14:blurRad="38100" w14:dist="19050" w14:dir="2700000" w14:sx="100000" w14:sy="100000" w14:kx="0" w14:ky="0" w14:algn="tl">
-                  <w14:schemeClr w14:val="dk1">
-                    <w14:alpha w14:val="60000"/>
-                  </w14:schemeClr>
-                </w14:shadow>
-                <w14:textOutline w14:w="0" w14:cap="flat" w14:cmpd="sng" w14:algn="ctr">
-                  <w14:noFill/>
-                  <w14:prstDash w14:val="solid"/>
-                  <w14:round/>
-                </w14:textOutline>
-              </w:rPr>
-              <w:t>Genset &amp; Maintenance</w:t>
-            </w:r>
-          </w:p>
-        </w:tc>
-        <w:tc>
-          <w:tcPr>
-            <w:tcW w:w="2613" w:type="dxa"/>
-          </w:tcPr>
-          <w:p>
-            <w:pPr>
-              <w:jc w:val="center"/>
-              <w:rPr>
-                <w:rStyle w:val="IntenseEmphasis"/>
-                <w:rFonts w:eastAsia="Calibri Light"/>
-                <w:b w:val="0"/>
-                <w:bCs w:val="0"/>
-                <w:i w:val="0"/>
-                <w:iCs w:val="0"/>
-                <w:color w:val="000000" w:themeColor="text1"/>
-                <w:sz w:val="28"/>
-                <w:szCs w:val="28"/>
-                <w14:shadow w14:blurRad="38100" w14:dist="19050" w14:dir="2700000" w14:sx="100000" w14:sy="100000" w14:kx="0" w14:ky="0" w14:algn="tl">
-                  <w14:schemeClr w14:val="dk1">
-                    <w14:alpha w14:val="60000"/>
-                  </w14:schemeClr>
-                </w14:shadow>
-                <w14:textOutline w14:w="0" w14:cap="flat" w14:cmpd="sng" w14:algn="ctr">
-                  <w14:noFill/>
-                  <w14:prstDash w14:val="solid"/>
-                  <w14:round/>
-                </w14:textOutline>
-              </w:rPr>
-            </w:pPr>
-          </w:p>
-          <w:p>
-            <w:pPr>
-              <w:jc w:val="center"/>
-              <w:rPr>
-                <w:rStyle w:val="IntenseEmphasis"/>
-                <w:rFonts w:eastAsia="Calibri Light"/>
-                <w:b w:val="0"/>
-                <w:bCs w:val="0"/>
-                <w:i w:val="0"/>
-                <w:iCs w:val="0"/>
-                <w:color w:val="000000" w:themeColor="text1"/>
-                <w:sz w:val="28"/>
-                <w:szCs w:val="28"/>
-                <w14:shadow w14:blurRad="38100" w14:dist="19050" w14:dir="2700000" w14:sx="100000" w14:sy="100000" w14:kx="0" w14:ky="0" w14:algn="tl">
-                  <w14:schemeClr w14:val="dk1">
-                    <w14:alpha w14:val="60000"/>
-                  </w14:schemeClr>
-                </w14:shadow>
-                <w14:textOutline w14:w="0" w14:cap="flat" w14:cmpd="sng" w14:algn="ctr">
-                  <w14:noFill/>
-                  <w14:prstDash w14:val="solid"/>
-                  <w14:round/>
-                </w14:textOutline>
-              </w:rPr>
-            </w:pPr>
-            <w:r>
-              <w:rPr>
-                <w:rStyle w:val="IntenseEmphasis"/>
-                <w:rFonts w:eastAsia="Calibri Light"/>
-                <w:b w:val="0"/>
-                <w:bCs w:val="0"/>
-                <w:i w:val="0"/>
-                <w:iCs w:val="0"/>
-                <w:color w:val="000000" w:themeColor="text1"/>
-                <w:sz w:val="28"/>
-                <w:szCs w:val="28"/>
-                <w14:shadow w14:blurRad="38100" w14:dist="19050" w14:dir="2700000" w14:sx="100000" w14:sy="100000" w14:kx="0" w14:ky="0" w14:algn="tl">
-                  <w14:schemeClr w14:val="dk1">
-                    <w14:alpha w14:val="60000"/>
-                  </w14:schemeClr>
-                </w14:shadow>
-                <w14:textOutline w14:w="0" w14:cap="flat" w14:cmpd="sng" w14:algn="ctr">
-                  <w14:noFill/>
-                  <w14:prstDash w14:val="solid"/>
-                  <w14:round/>
-                </w14:textOutline>
-              </w:rPr>
-              <w:t>2</w:t>
-            </w:r>
-            <w:r>
-              <w:rPr>
-                <w:rStyle w:val="IntenseEmphasis"/>
-                <w:rFonts w:eastAsia="Calibri Light"/>
-                <w:b w:val="0"/>
-                <w:bCs w:val="0"/>
-                <w:i w:val="0"/>
-                <w:iCs w:val="0"/>
-                <w:color w:val="000000" w:themeColor="text1"/>
-                <w:sz w:val="28"/>
-                <w:szCs w:val="28"/>
-                <w14:shadow w14:blurRad="38100" w14:dist="19050" w14:dir="2700000" w14:sx="100000" w14:sy="100000" w14:kx="0" w14:ky="0" w14:algn="tl">
-                  <w14:schemeClr w14:val="dk1">
-                    <w14:alpha w14:val="60000"/>
-                  </w14:schemeClr>
-                </w14:shadow>
-                <w14:textOutline w14:w="0" w14:cap="flat" w14:cmpd="sng" w14:algn="ctr">
-                  <w14:noFill/>
-                  <w14:prstDash w14:val="solid"/>
-                  <w14:round/>
-                </w14:textOutline>
-              </w:rPr>
-              <w:t>0,000 /-</w:t>
             </w:r>
           </w:p>
         </w:tc>
@@ -2790,33 +2698,7 @@
                 <w:sz w:val="28"/>
                 <w:szCs w:val="28"/>
               </w:rPr>
-              <w:t xml:space="preserve"> </w:t>
-            </w:r>
-            <w:proofErr w:type="gramStart"/>
-            <w:r>
-              <w:rPr>
-                <w:rStyle w:val="IntenseEmphasis"/>
-                <w:rFonts w:eastAsia="Calibri Light"/>
-                <w:i w:val="0"/>
-                <w:iCs w:val="0"/>
-                <w:color w:val="ED7D31" w:themeColor="accent2"/>
-                <w:sz w:val="28"/>
-                <w:szCs w:val="28"/>
-              </w:rPr>
-              <w:t>For</w:t>
-            </w:r>
-            <w:proofErr w:type="gramEnd"/>
-            <w:r>
-              <w:rPr>
-                <w:rStyle w:val="IntenseEmphasis"/>
-                <w:rFonts w:eastAsia="Calibri Light"/>
-                <w:i w:val="0"/>
-                <w:iCs w:val="0"/>
-                <w:color w:val="ED7D31" w:themeColor="accent2"/>
-                <w:sz w:val="28"/>
-                <w:szCs w:val="28"/>
-              </w:rPr>
-              <w:t xml:space="preserve"> Ring Ceremony</w:t>
+              <w:t xml:space="preserve"> For Ring Ceremony</w:t>
             </w:r>
           </w:p>
           <w:p>
@@ -3047,7 +2929,6 @@
                 </w14:textOutline>
               </w:rPr>
             </w:pPr>
-            <w:proofErr w:type="gramStart"/>
             <w:r>
               <w:rPr>
                 <w:rStyle w:val="IntenseEmphasis"/>
@@ -3070,32 +2951,7 @@
                   <w14:round/>
                 </w14:textOutline>
               </w:rPr>
-              <w:t>Sparkle</w:t>
-            </w:r>
-            <w:proofErr w:type="gramEnd"/>
-            <w:r>
-              <w:rPr>
-                <w:rStyle w:val="IntenseEmphasis"/>
-                <w:rFonts w:eastAsia="Calibri Light"/>
-                <w:b w:val="0"/>
-                <w:bCs w:val="0"/>
-                <w:i w:val="0"/>
-                <w:iCs w:val="0"/>
-                <w:color w:val="000000" w:themeColor="text1"/>
-                <w:sz w:val="28"/>
-                <w:szCs w:val="28"/>
-                <w14:shadow w14:blurRad="38100" w14:dist="19050" w14:dir="2700000" w14:sx="100000" w14:sy="100000" w14:kx="0" w14:ky="0" w14:algn="tl">
-                  <w14:schemeClr w14:val="dk1">
-                    <w14:alpha w14:val="60000"/>
-                  </w14:schemeClr>
-                </w14:shadow>
-                <w14:textOutline w14:w="0" w14:cap="flat" w14:cmpd="sng" w14:algn="ctr">
-                  <w14:noFill/>
-                  <w14:prstDash w14:val="solid"/>
-                  <w14:round/>
-                </w14:textOutline>
-              </w:rPr>
-              <w:t xml:space="preserve"> Machines</w:t>
+              <w:t>Sparkle Machines</w:t>
             </w:r>
             <w:r>
               <w:rPr>
@@ -3119,57 +2975,7 @@
                   <w14:round/>
                 </w14:textOutline>
               </w:rPr>
-              <w:t xml:space="preserve"> </w:t>
-            </w:r>
-            <w:proofErr w:type="gramStart"/>
-            <w:r>
-              <w:rPr>
-                <w:rStyle w:val="IntenseEmphasis"/>
-                <w:rFonts w:eastAsia="Calibri Light"/>
-                <w:b w:val="0"/>
-                <w:bCs w:val="0"/>
-                <w:i w:val="0"/>
-                <w:iCs w:val="0"/>
-                <w:color w:val="000000" w:themeColor="text1"/>
-                <w:sz w:val="28"/>
-                <w:szCs w:val="28"/>
-                <w14:shadow w14:blurRad="38100" w14:dist="19050" w14:dir="2700000" w14:sx="100000" w14:sy="100000" w14:kx="0" w14:ky="0" w14:algn="tl">
-                  <w14:schemeClr w14:val="dk1">
-                    <w14:alpha w14:val="60000"/>
-                  </w14:schemeClr>
-                </w14:shadow>
-                <w14:textOutline w14:w="0" w14:cap="flat" w14:cmpd="sng" w14:algn="ctr">
-                  <w14:noFill/>
-                  <w14:prstDash w14:val="solid"/>
-                  <w14:round/>
-                </w14:textOutline>
-              </w:rPr>
-              <w:t>With</w:t>
-            </w:r>
-            <w:proofErr w:type="gramEnd"/>
-            <w:r>
-              <w:rPr>
-                <w:rStyle w:val="IntenseEmphasis"/>
-                <w:rFonts w:eastAsia="Calibri Light"/>
-                <w:b w:val="0"/>
-                <w:bCs w:val="0"/>
-                <w:i w:val="0"/>
-                <w:iCs w:val="0"/>
-                <w:color w:val="000000" w:themeColor="text1"/>
-                <w:sz w:val="28"/>
-                <w:szCs w:val="28"/>
-                <w14:shadow w14:blurRad="38100" w14:dist="19050" w14:dir="2700000" w14:sx="100000" w14:sy="100000" w14:kx="0" w14:ky="0" w14:algn="tl">
-                  <w14:schemeClr w14:val="dk1">
-                    <w14:alpha w14:val="60000"/>
-                  </w14:schemeClr>
-                </w14:shadow>
-                <w14:textOutline w14:w="0" w14:cap="flat" w14:cmpd="sng" w14:algn="ctr">
-                  <w14:noFill/>
-                  <w14:prstDash w14:val="solid"/>
-                  <w14:round/>
-                </w14:textOutline>
-              </w:rPr>
-              <w:t xml:space="preserve"> Artists</w:t>
+              <w:t xml:space="preserve"> With Artists</w:t>
             </w:r>
           </w:p>
           <w:p>
@@ -3199,33 +3005,7 @@
                 <w:sz w:val="28"/>
                 <w:szCs w:val="28"/>
               </w:rPr>
-              <w:t xml:space="preserve">Special </w:t>
-            </w:r>
-            <w:proofErr w:type="gramStart"/>
-            <w:r>
-              <w:rPr>
-                <w:rStyle w:val="IntenseEmphasis"/>
-                <w:rFonts w:eastAsia="Calibri Light"/>
-                <w:i w:val="0"/>
-                <w:iCs w:val="0"/>
-                <w:color w:val="ED7D31" w:themeColor="accent2"/>
-                <w:sz w:val="28"/>
-                <w:szCs w:val="28"/>
-              </w:rPr>
-              <w:t>Effects</w:t>
-            </w:r>
-            <w:proofErr w:type="gramEnd"/>
-            <w:r>
-              <w:rPr>
-                <w:rStyle w:val="IntenseEmphasis"/>
-                <w:rFonts w:eastAsia="Calibri Light"/>
-                <w:i w:val="0"/>
-                <w:iCs w:val="0"/>
-                <w:color w:val="ED7D31" w:themeColor="accent2"/>
-                <w:sz w:val="28"/>
-                <w:szCs w:val="28"/>
-              </w:rPr>
-              <w:t xml:space="preserve"> </w:t>
+              <w:t>Special Effects</w:t>
             </w:r>
             <w:r>
               <w:rPr>
@@ -3237,19 +3017,7 @@
                 <w:sz w:val="28"/>
                 <w:szCs w:val="28"/>
               </w:rPr>
-              <w:t>Groom</w:t>
-            </w:r>
-            <w:r>
-              <w:rPr>
-                <w:rStyle w:val="IntenseEmphasis"/>
-                <w:rFonts w:eastAsia="Calibri Light"/>
-                <w:i w:val="0"/>
-                <w:iCs w:val="0"/>
-                <w:color w:val="ED7D31" w:themeColor="accent2"/>
-                <w:sz w:val="28"/>
-                <w:szCs w:val="28"/>
-              </w:rPr>
-              <w:t xml:space="preserve"> Entry </w:t>
+              <w:t xml:space="preserve"> Groom Entry </w:t>
             </w:r>
           </w:p>
           <w:p>
@@ -3281,7 +3049,6 @@
                 </w14:textOutline>
               </w:rPr>
             </w:pPr>
-            <w:proofErr w:type="gramStart"/>
             <w:r>
               <w:rPr>
                 <w:rStyle w:val="IntenseEmphasis"/>
@@ -3304,106 +3071,7 @@
                   <w14:round/>
                 </w14:textOutline>
               </w:rPr>
-              <w:t>Sparkle</w:t>
-            </w:r>
-            <w:proofErr w:type="gramEnd"/>
-            <w:r>
-              <w:rPr>
-                <w:rStyle w:val="IntenseEmphasis"/>
-                <w:rFonts w:eastAsia="Calibri Light"/>
-                <w:b w:val="0"/>
-                <w:bCs w:val="0"/>
-                <w:i w:val="0"/>
-                <w:iCs w:val="0"/>
-                <w:color w:val="000000" w:themeColor="text1"/>
-                <w:sz w:val="28"/>
-                <w:szCs w:val="28"/>
-                <w14:shadow w14:blurRad="38100" w14:dist="19050" w14:dir="2700000" w14:sx="100000" w14:sy="100000" w14:kx="0" w14:ky="0" w14:algn="tl">
-                  <w14:schemeClr w14:val="dk1">
-                    <w14:alpha w14:val="60000"/>
-                  </w14:schemeClr>
-                </w14:shadow>
-                <w14:textOutline w14:w="0" w14:cap="flat" w14:cmpd="sng" w14:algn="ctr">
-                  <w14:noFill/>
-                  <w14:prstDash w14:val="solid"/>
-                  <w14:round/>
-                </w14:textOutline>
-              </w:rPr>
-              <w:t xml:space="preserve"> Machines</w:t>
-            </w:r>
-            <w:r>
-              <w:rPr>
-                <w:rStyle w:val="IntenseEmphasis"/>
-                <w:rFonts w:eastAsia="Calibri Light"/>
-                <w:b w:val="0"/>
-                <w:bCs w:val="0"/>
-                <w:i w:val="0"/>
-                <w:iCs w:val="0"/>
-                <w:color w:val="000000" w:themeColor="text1"/>
-                <w:sz w:val="28"/>
-                <w:szCs w:val="28"/>
-                <w14:shadow w14:blurRad="38100" w14:dist="19050" w14:dir="2700000" w14:sx="100000" w14:sy="100000" w14:kx="0" w14:ky="0" w14:algn="tl">
-                  <w14:schemeClr w14:val="dk1">
-                    <w14:alpha w14:val="60000"/>
-                  </w14:schemeClr>
-                </w14:shadow>
-                <w14:textOutline w14:w="0" w14:cap="flat" w14:cmpd="sng" w14:algn="ctr">
-                  <w14:noFill/>
-                  <w14:prstDash w14:val="solid"/>
-                  <w14:round/>
-                </w14:textOutline>
-              </w:rPr>
-              <w:t xml:space="preserve"> </w:t>
-            </w:r>
-            <w:proofErr w:type="gramStart"/>
-            <w:r>
-              <w:rPr>
-                <w:rStyle w:val="IntenseEmphasis"/>
-                <w:rFonts w:eastAsia="Calibri Light"/>
-                <w:b w:val="0"/>
-                <w:bCs w:val="0"/>
-                <w:i w:val="0"/>
-                <w:iCs w:val="0"/>
-                <w:color w:val="000000" w:themeColor="text1"/>
-                <w:sz w:val="28"/>
-                <w:szCs w:val="28"/>
-                <w14:shadow w14:blurRad="38100" w14:dist="19050" w14:dir="2700000" w14:sx="100000" w14:sy="100000" w14:kx="0" w14:ky="0" w14:algn="tl">
-                  <w14:schemeClr w14:val="dk1">
-                    <w14:alpha w14:val="60000"/>
-                  </w14:schemeClr>
-                </w14:shadow>
-                <w14:textOutline w14:w="0" w14:cap="flat" w14:cmpd="sng" w14:algn="ctr">
-                  <w14:noFill/>
-                  <w14:prstDash w14:val="solid"/>
-                  <w14:round/>
-                </w14:textOutline>
-              </w:rPr>
-              <w:t>With</w:t>
-            </w:r>
-            <w:proofErr w:type="gramEnd"/>
-            <w:r>
-              <w:rPr>
-                <w:rStyle w:val="IntenseEmphasis"/>
-                <w:rFonts w:eastAsia="Calibri Light"/>
-                <w:b w:val="0"/>
-                <w:bCs w:val="0"/>
-                <w:i w:val="0"/>
-                <w:iCs w:val="0"/>
-                <w:color w:val="000000" w:themeColor="text1"/>
-                <w:sz w:val="28"/>
-                <w:szCs w:val="28"/>
-                <w14:shadow w14:blurRad="38100" w14:dist="19050" w14:dir="2700000" w14:sx="100000" w14:sy="100000" w14:kx="0" w14:ky="0" w14:algn="tl">
-                  <w14:schemeClr w14:val="dk1">
-                    <w14:alpha w14:val="60000"/>
-                  </w14:schemeClr>
-                </w14:shadow>
-                <w14:textOutline w14:w="0" w14:cap="flat" w14:cmpd="sng" w14:algn="ctr">
-                  <w14:noFill/>
-                  <w14:prstDash w14:val="solid"/>
-                  <w14:round/>
-                </w14:textOutline>
-              </w:rPr>
-              <w:t xml:space="preserve"> Artists</w:t>
+              <w:t>Sparkle Machines With Artists</w:t>
             </w:r>
           </w:p>
           <w:p>
@@ -3470,33 +3138,7 @@
                 <w:sz w:val="28"/>
                 <w:szCs w:val="28"/>
               </w:rPr>
-              <w:t xml:space="preserve"> </w:t>
-            </w:r>
-            <w:proofErr w:type="gramStart"/>
-            <w:r>
-              <w:rPr>
-                <w:rStyle w:val="IntenseEmphasis"/>
-                <w:rFonts w:eastAsia="Calibri Light"/>
-                <w:i w:val="0"/>
-                <w:iCs w:val="0"/>
-                <w:color w:val="ED7D31" w:themeColor="accent2"/>
-                <w:sz w:val="28"/>
-                <w:szCs w:val="28"/>
-              </w:rPr>
-              <w:t>For</w:t>
-            </w:r>
-            <w:proofErr w:type="gramEnd"/>
-            <w:r>
-              <w:rPr>
-                <w:rStyle w:val="IntenseEmphasis"/>
-                <w:rFonts w:eastAsia="Calibri Light"/>
-                <w:i w:val="0"/>
-                <w:iCs w:val="0"/>
-                <w:color w:val="ED7D31" w:themeColor="accent2"/>
-                <w:sz w:val="28"/>
-                <w:szCs w:val="28"/>
-              </w:rPr>
-              <w:t xml:space="preserve"> Jaimala </w:t>
+              <w:t xml:space="preserve"> For Jaimala </w:t>
             </w:r>
           </w:p>
           <w:p>
@@ -4161,6 +3803,28 @@
           <w:b/>
           <w:bCs/>
           <w:color w:val="538135" w:themeColor="accent6" w:themeShade="BF"/>
+        </w:rPr>
+      </w:pPr>
+    </w:p>
+    <w:p>
+      <w:pPr>
+        <w:rPr>
+          <w:rFonts w:asciiTheme="majorHAnsi" w:eastAsiaTheme="majorEastAsia" w:hAnsiTheme="majorHAnsi" w:cstheme="majorBidi"/>
+          <w:b/>
+          <w:bCs/>
+          <w:color w:val="538135" w:themeColor="accent6" w:themeShade="BF"/>
+        </w:rPr>
+      </w:pPr>
+    </w:p>
+    <w:p>
+      <w:pPr>
+        <w:rPr>
+          <w:rFonts w:asciiTheme="majorHAnsi" w:eastAsiaTheme="majorEastAsia" w:hAnsiTheme="majorHAnsi" w:cstheme="majorBidi"/>
+          <w:b/>
+          <w:bCs/>
+          <w:color w:val="538135" w:themeColor="accent6" w:themeShade="BF"/>
+          <w:sz w:val="28"/>
+          <w:szCs w:val="28"/>
         </w:rPr>
       </w:pPr>
     </w:p>
@@ -4611,57 +4275,7 @@
                   <w14:round/>
                 </w14:textOutline>
               </w:rPr>
-              <w:t xml:space="preserve">Led </w:t>
-            </w:r>
-            <w:proofErr w:type="spellStart"/>
-            <w:r>
-              <w:rPr>
-                <w:rStyle w:val="IntenseEmphasis"/>
-                <w:rFonts w:eastAsia="Calibri Light"/>
-                <w:b w:val="0"/>
-                <w:bCs w:val="0"/>
-                <w:i w:val="0"/>
-                <w:iCs w:val="0"/>
-                <w:color w:val="000000" w:themeColor="text1"/>
-                <w:sz w:val="28"/>
-                <w:szCs w:val="28"/>
-                <w14:shadow w14:blurRad="38100" w14:dist="19050" w14:dir="2700000" w14:sx="100000" w14:sy="100000" w14:kx="0" w14:ky="0" w14:algn="tl">
-                  <w14:schemeClr w14:val="dk1">
-                    <w14:alpha w14:val="60000"/>
-                  </w14:schemeClr>
-                </w14:shadow>
-                <w14:textOutline w14:w="0" w14:cap="flat" w14:cmpd="sng" w14:algn="ctr">
-                  <w14:noFill/>
-                  <w14:prstDash w14:val="solid"/>
-                  <w14:round/>
-                </w14:textOutline>
-              </w:rPr>
-              <w:t>Chattar</w:t>
-            </w:r>
-            <w:proofErr w:type="spellEnd"/>
-            <w:r>
-              <w:rPr>
-                <w:rStyle w:val="IntenseEmphasis"/>
-                <w:rFonts w:eastAsia="Calibri Light"/>
-                <w:b w:val="0"/>
-                <w:bCs w:val="0"/>
-                <w:i w:val="0"/>
-                <w:iCs w:val="0"/>
-                <w:color w:val="000000" w:themeColor="text1"/>
-                <w:sz w:val="28"/>
-                <w:szCs w:val="28"/>
-                <w14:shadow w14:blurRad="38100" w14:dist="19050" w14:dir="2700000" w14:sx="100000" w14:sy="100000" w14:kx="0" w14:ky="0" w14:algn="tl">
-                  <w14:schemeClr w14:val="dk1">
-                    <w14:alpha w14:val="60000"/>
-                  </w14:schemeClr>
-                </w14:shadow>
-                <w14:textOutline w14:w="0" w14:cap="flat" w14:cmpd="sng" w14:algn="ctr">
-                  <w14:noFill/>
-                  <w14:prstDash w14:val="solid"/>
-                  <w14:round/>
-                </w14:textOutline>
-              </w:rPr>
-              <w:t xml:space="preserve"> [10]</w:t>
+              <w:t>Led Chattar [10]</w:t>
             </w:r>
           </w:p>
           <w:p>
@@ -4719,7 +4333,6 @@
                 </w14:textOutline>
               </w:rPr>
             </w:pPr>
-            <w:proofErr w:type="spellStart"/>
             <w:r>
               <w:rPr>
                 <w:rStyle w:val="IntenseEmphasis"/>
@@ -4742,32 +4355,7 @@
                   <w14:round/>
                 </w14:textOutline>
               </w:rPr>
-              <w:t>Dholies</w:t>
-            </w:r>
-            <w:proofErr w:type="spellEnd"/>
-            <w:r>
-              <w:rPr>
-                <w:rStyle w:val="IntenseEmphasis"/>
-                <w:rFonts w:eastAsia="Calibri Light"/>
-                <w:b w:val="0"/>
-                <w:bCs w:val="0"/>
-                <w:i w:val="0"/>
-                <w:iCs w:val="0"/>
-                <w:color w:val="000000" w:themeColor="text1"/>
-                <w:sz w:val="28"/>
-                <w:szCs w:val="28"/>
-                <w14:shadow w14:blurRad="38100" w14:dist="19050" w14:dir="2700000" w14:sx="100000" w14:sy="100000" w14:kx="0" w14:ky="0" w14:algn="tl">
-                  <w14:schemeClr w14:val="dk1">
-                    <w14:alpha w14:val="60000"/>
-                  </w14:schemeClr>
-                </w14:shadow>
-                <w14:textOutline w14:w="0" w14:cap="flat" w14:cmpd="sng" w14:algn="ctr">
-                  <w14:noFill/>
-                  <w14:prstDash w14:val="solid"/>
-                  <w14:round/>
-                </w14:textOutline>
-              </w:rPr>
-              <w:t xml:space="preserve"> Team (4) </w:t>
+              <w:t xml:space="preserve">Dholies Team (4) </w:t>
             </w:r>
           </w:p>
           <w:p>
@@ -4847,57 +4435,7 @@
                   <w14:round/>
                 </w14:textOutline>
               </w:rPr>
-              <w:t xml:space="preserve">Tash </w:t>
-            </w:r>
-            <w:proofErr w:type="gramStart"/>
-            <w:r>
-              <w:rPr>
-                <w:rStyle w:val="IntenseEmphasis"/>
-                <w:rFonts w:eastAsia="Calibri Light"/>
-                <w:b w:val="0"/>
-                <w:bCs w:val="0"/>
-                <w:i w:val="0"/>
-                <w:iCs w:val="0"/>
-                <w:color w:val="000000" w:themeColor="text1"/>
-                <w:sz w:val="28"/>
-                <w:szCs w:val="28"/>
-                <w14:shadow w14:blurRad="38100" w14:dist="19050" w14:dir="2700000" w14:sx="100000" w14:sy="100000" w14:kx="0" w14:ky="0" w14:algn="tl">
-                  <w14:schemeClr w14:val="dk1">
-                    <w14:alpha w14:val="60000"/>
-                  </w14:schemeClr>
-                </w14:shadow>
-                <w14:textOutline w14:w="0" w14:cap="flat" w14:cmpd="sng" w14:algn="ctr">
-                  <w14:noFill/>
-                  <w14:prstDash w14:val="solid"/>
-                  <w14:round/>
-                </w14:textOutline>
-              </w:rPr>
-              <w:t>boys(</w:t>
-            </w:r>
-            <w:proofErr w:type="gramEnd"/>
-            <w:r>
-              <w:rPr>
-                <w:rStyle w:val="IntenseEmphasis"/>
-                <w:rFonts w:eastAsia="Calibri Light"/>
-                <w:b w:val="0"/>
-                <w:bCs w:val="0"/>
-                <w:i w:val="0"/>
-                <w:iCs w:val="0"/>
-                <w:color w:val="000000" w:themeColor="text1"/>
-                <w:sz w:val="28"/>
-                <w:szCs w:val="28"/>
-                <w14:shadow w14:blurRad="38100" w14:dist="19050" w14:dir="2700000" w14:sx="100000" w14:sy="100000" w14:kx="0" w14:ky="0" w14:algn="tl">
-                  <w14:schemeClr w14:val="dk1">
-                    <w14:alpha w14:val="60000"/>
-                  </w14:schemeClr>
-                </w14:shadow>
-                <w14:textOutline w14:w="0" w14:cap="flat" w14:cmpd="sng" w14:algn="ctr">
-                  <w14:noFill/>
-                  <w14:prstDash w14:val="solid"/>
-                  <w14:round/>
-                </w14:textOutline>
-              </w:rPr>
-              <w:t>2)</w:t>
+              <w:t>Tash boys(2)</w:t>
             </w:r>
           </w:p>
           <w:p>
